--- a/testakten/insolvenz-asset-deal-chaincortex-ai-berlin/docx/asset-purchase-agreement-chaincortex-voracis.docx
+++ b/testakten/insolvenz-asset-deal-chaincortex-ai-berlin/docx/asset-purchase-agreement-chaincortex-voracis.docx
@@ -4,7 +4,7 @@
   <w:body>
     <w:p>
       <w:pPr>
-        <w:spacing w:after="360"/>
+        <w:spacing w:after="160" w:line="259" w:lineRule="auto"/>
         <w:jc w:val="center"/>
       </w:pPr>
       <w:r>
@@ -12,7 +12,7 @@
           <w:rFonts w:ascii="Times New Roman" w:hAnsi="Times New Roman"/>
           <w:b/>
           <w:i w:val="0"/>
-          <w:sz w:val="32"/>
+          <w:sz w:val="28"/>
           <w:rFonts w:ascii="Times New Roman" w:hAnsi="Times New Roman" w:cs="Times New Roman"/>
         </w:rPr>
         <w:t>KAUFVERTRAG (Asset Deal)</w:t>
@@ -20,15 +20,15 @@
     </w:p>
     <w:p>
       <w:pPr>
-        <w:spacing w:after="240"/>
+        <w:spacing w:after="60" w:before="120" w:line="259" w:lineRule="auto"/>
         <w:jc w:val="center"/>
       </w:pPr>
       <w:r>
         <w:rPr>
           <w:rFonts w:ascii="Times New Roman" w:hAnsi="Times New Roman"/>
-          <w:b w:val="0"/>
+          <w:b/>
           <w:i w:val="0"/>
-          <w:sz w:val="24"/>
+          <w:sz w:val="22"/>
           <w:rFonts w:ascii="Times New Roman" w:hAnsi="Times New Roman" w:cs="Times New Roman"/>
         </w:rPr>
         <w:t>zwischen</w:t>
@@ -36,7 +36,7 @@
     </w:p>
     <w:p>
       <w:pPr>
-        <w:spacing w:after="40"/>
+        <w:spacing w:after="60" w:before="120" w:line="259" w:lineRule="auto"/>
         <w:jc w:val="center"/>
       </w:pPr>
       <w:r>
@@ -44,7 +44,7 @@
           <w:rFonts w:ascii="Times New Roman" w:hAnsi="Times New Roman"/>
           <w:b/>
           <w:i w:val="0"/>
-          <w:sz w:val="24"/>
+          <w:sz w:val="22"/>
           <w:rFonts w:ascii="Times New Roman" w:hAnsi="Times New Roman" w:cs="Times New Roman"/>
         </w:rPr>
         <w:t>Herrn Dr. Konrad Vorberg</w:t>
@@ -52,15 +52,15 @@
     </w:p>
     <w:p>
       <w:pPr>
-        <w:spacing w:after="40"/>
+        <w:spacing w:after="60" w:before="120" w:line="259" w:lineRule="auto"/>
         <w:jc w:val="center"/>
       </w:pPr>
       <w:r>
         <w:rPr>
           <w:rFonts w:ascii="Times New Roman" w:hAnsi="Times New Roman"/>
-          <w:b w:val="0"/>
+          <w:b/>
           <w:i w:val="0"/>
-          <w:sz w:val="24"/>
+          <w:sz w:val="22"/>
           <w:rFonts w:ascii="Times New Roman" w:hAnsi="Times New Roman" w:cs="Times New Roman"/>
         </w:rPr>
         <w:t>geschäftsansässig Charlottenstraße 65, 10117 Berlin</w:t>
@@ -68,15 +68,15 @@
     </w:p>
     <w:p>
       <w:pPr>
-        <w:spacing w:after="40"/>
+        <w:spacing w:after="60" w:before="120" w:line="259" w:lineRule="auto"/>
         <w:jc w:val="center"/>
       </w:pPr>
       <w:r>
         <w:rPr>
           <w:rFonts w:ascii="Times New Roman" w:hAnsi="Times New Roman"/>
-          <w:b w:val="0"/>
+          <w:b/>
           <w:i w:val="0"/>
-          <w:sz w:val="24"/>
+          <w:sz w:val="22"/>
           <w:rFonts w:ascii="Times New Roman" w:hAnsi="Times New Roman" w:cs="Times New Roman"/>
         </w:rPr>
         <w:t>in seiner Eigenschaft als Insolvenzverwalter über das Vermögen der</w:t>
@@ -84,7 +84,7 @@
     </w:p>
     <w:p>
       <w:pPr>
-        <w:spacing w:after="40"/>
+        <w:spacing w:after="60" w:before="120" w:line="259" w:lineRule="auto"/>
         <w:jc w:val="center"/>
       </w:pPr>
       <w:r>
@@ -92,7 +92,7 @@
           <w:rFonts w:ascii="Times New Roman" w:hAnsi="Times New Roman"/>
           <w:b/>
           <w:i w:val="0"/>
-          <w:sz w:val="24"/>
+          <w:sz w:val="22"/>
           <w:rFonts w:ascii="Times New Roman" w:hAnsi="Times New Roman" w:cs="Times New Roman"/>
         </w:rPr>
         <w:t>ChainCortex AI GmbH, Linienstraße 219a, 10119 Berlin</w:t>
@@ -100,7 +100,7 @@
     </w:p>
     <w:p>
       <w:pPr>
-        <w:spacing w:after="200"/>
+        <w:spacing w:after="200" w:line="259" w:lineRule="auto"/>
         <w:jc w:val="center"/>
       </w:pPr>
       <w:r>
@@ -116,15 +116,15 @@
     </w:p>
     <w:p>
       <w:pPr>
-        <w:spacing w:after="240"/>
+        <w:spacing w:after="60" w:before="120" w:line="259" w:lineRule="auto"/>
         <w:jc w:val="center"/>
       </w:pPr>
       <w:r>
         <w:rPr>
           <w:rFonts w:ascii="Times New Roman" w:hAnsi="Times New Roman"/>
-          <w:b w:val="0"/>
+          <w:b/>
           <w:i w:val="0"/>
-          <w:sz w:val="24"/>
+          <w:sz w:val="22"/>
           <w:rFonts w:ascii="Times New Roman" w:hAnsi="Times New Roman" w:cs="Times New Roman"/>
         </w:rPr>
         <w:t>– nachfolgend „Verkäufer“ genannt –</w:t>
@@ -132,7 +132,7 @@
     </w:p>
     <w:p>
       <w:pPr>
-        <w:spacing w:after="240"/>
+        <w:spacing w:after="240" w:line="259" w:lineRule="auto"/>
         <w:jc w:val="center"/>
       </w:pPr>
       <w:r>
@@ -148,7 +148,7 @@
     </w:p>
     <w:p>
       <w:pPr>
-        <w:spacing w:after="40"/>
+        <w:spacing w:after="40" w:line="259" w:lineRule="auto"/>
         <w:jc w:val="center"/>
       </w:pPr>
       <w:r>
@@ -164,7 +164,7 @@
     </w:p>
     <w:p>
       <w:pPr>
-        <w:spacing w:after="40"/>
+        <w:spacing w:after="40" w:line="259" w:lineRule="auto"/>
         <w:jc w:val="center"/>
       </w:pPr>
       <w:r>
@@ -180,7 +180,7 @@
     </w:p>
     <w:p>
       <w:pPr>
-        <w:spacing w:after="40"/>
+        <w:spacing w:after="40" w:line="259" w:lineRule="auto"/>
         <w:jc w:val="center"/>
       </w:pPr>
       <w:r>
@@ -196,7 +196,7 @@
     </w:p>
     <w:p>
       <w:pPr>
-        <w:spacing w:after="200"/>
+        <w:spacing w:after="200" w:line="259" w:lineRule="auto"/>
         <w:jc w:val="center"/>
       </w:pPr>
       <w:r>
@@ -212,7 +212,7 @@
     </w:p>
     <w:p>
       <w:pPr>
-        <w:spacing w:after="240"/>
+        <w:spacing w:after="240" w:line="259" w:lineRule="auto"/>
         <w:jc w:val="center"/>
       </w:pPr>
       <w:r>
@@ -228,7 +228,7 @@
     </w:p>
     <w:p>
       <w:pPr>
-        <w:spacing w:after="360"/>
+        <w:spacing w:after="360" w:line="259" w:lineRule="auto"/>
         <w:jc w:val="center"/>
       </w:pPr>
       <w:r>
@@ -244,7 +244,7 @@
     </w:p>
     <w:p>
       <w:pPr>
-        <w:spacing w:after="160"/>
+        <w:spacing w:after="160" w:line="259" w:lineRule="auto"/>
         <w:jc w:val="both"/>
       </w:pPr>
       <w:r>
@@ -260,7 +260,7 @@
     </w:p>
     <w:p>
       <w:pPr>
-        <w:spacing w:after="120"/>
+        <w:spacing w:after="120" w:line="259" w:lineRule="auto"/>
         <w:jc w:val="both"/>
       </w:pPr>
       <w:r>
@@ -276,7 +276,7 @@
     </w:p>
     <w:p>
       <w:pPr>
-        <w:spacing w:after="120"/>
+        <w:spacing w:after="120" w:line="259" w:lineRule="auto"/>
         <w:jc w:val="both"/>
       </w:pPr>
       <w:r>
@@ -292,7 +292,7 @@
     </w:p>
     <w:p>
       <w:pPr>
-        <w:spacing w:after="120"/>
+        <w:spacing w:after="120" w:line="259" w:lineRule="auto"/>
         <w:jc w:val="both"/>
       </w:pPr>
       <w:r>
@@ -308,7 +308,7 @@
     </w:p>
     <w:p>
       <w:pPr>
-        <w:spacing w:after="120"/>
+        <w:spacing w:after="120" w:line="259" w:lineRule="auto"/>
         <w:jc w:val="both"/>
       </w:pPr>
       <w:r>
@@ -324,7 +324,7 @@
     </w:p>
     <w:p>
       <w:pPr>
-        <w:spacing w:after="120"/>
+        <w:spacing w:after="120" w:line="259" w:lineRule="auto"/>
         <w:jc w:val="both"/>
       </w:pPr>
       <w:r>
@@ -340,7 +340,7 @@
     </w:p>
     <w:p>
       <w:pPr>
-        <w:spacing w:after="120"/>
+        <w:spacing w:after="120" w:line="259" w:lineRule="auto"/>
         <w:jc w:val="both"/>
       </w:pPr>
       <w:r>
@@ -356,7 +356,7 @@
     </w:p>
     <w:p>
       <w:pPr>
-        <w:spacing w:after="280"/>
+        <w:spacing w:after="280" w:line="259" w:lineRule="auto"/>
         <w:jc w:val="center"/>
       </w:pPr>
       <w:r>
@@ -372,7 +372,7 @@
     </w:p>
     <w:p>
       <w:pPr>
-        <w:spacing w:after="160"/>
+        <w:spacing w:after="160" w:line="259" w:lineRule="auto"/>
         <w:jc w:val="both"/>
       </w:pPr>
       <w:r>
@@ -388,7 +388,7 @@
     </w:p>
     <w:p>
       <w:pPr>
-        <w:spacing w:after="120"/>
+        <w:spacing w:after="120" w:line="259" w:lineRule="auto"/>
         <w:jc w:val="both"/>
       </w:pPr>
       <w:r>
@@ -404,7 +404,7 @@
     </w:p>
     <w:p>
       <w:pPr>
-        <w:spacing w:after="120"/>
+        <w:spacing w:after="120" w:line="259" w:lineRule="auto"/>
         <w:jc w:val="both"/>
       </w:pPr>
       <w:r>
@@ -420,7 +420,7 @@
     </w:p>
     <w:p>
       <w:pPr>
-        <w:spacing w:after="160"/>
+        <w:spacing w:after="160" w:line="259" w:lineRule="auto"/>
         <w:jc w:val="both"/>
       </w:pPr>
       <w:r>
@@ -436,7 +436,7 @@
     </w:p>
     <w:p>
       <w:pPr>
-        <w:spacing w:after="120"/>
+        <w:spacing w:after="120" w:line="259" w:lineRule="auto"/>
         <w:jc w:val="both"/>
       </w:pPr>
       <w:r>
@@ -452,7 +452,7 @@
     </w:p>
     <w:p>
       <w:pPr>
-        <w:spacing w:after="120"/>
+        <w:spacing w:after="120" w:line="259" w:lineRule="auto"/>
         <w:jc w:val="both"/>
       </w:pPr>
       <w:r>
@@ -468,7 +468,7 @@
     </w:p>
     <w:p>
       <w:pPr>
-        <w:spacing w:after="120"/>
+        <w:spacing w:after="120" w:line="259" w:lineRule="auto"/>
         <w:jc w:val="both"/>
       </w:pPr>
       <w:r>
@@ -484,7 +484,7 @@
     </w:p>
     <w:p>
       <w:pPr>
-        <w:spacing w:after="120"/>
+        <w:spacing w:after="120" w:line="259" w:lineRule="auto"/>
         <w:jc w:val="both"/>
       </w:pPr>
       <w:r>
@@ -500,7 +500,7 @@
     </w:p>
     <w:p>
       <w:pPr>
-        <w:spacing w:after="120"/>
+        <w:spacing w:after="120" w:line="259" w:lineRule="auto"/>
         <w:jc w:val="both"/>
       </w:pPr>
       <w:r>
@@ -516,7 +516,7 @@
     </w:p>
     <w:p>
       <w:pPr>
-        <w:spacing w:after="120"/>
+        <w:spacing w:after="120" w:line="259" w:lineRule="auto"/>
         <w:jc w:val="both"/>
       </w:pPr>
       <w:r>
@@ -532,7 +532,7 @@
     </w:p>
     <w:p>
       <w:pPr>
-        <w:spacing w:after="120"/>
+        <w:spacing w:after="120" w:line="259" w:lineRule="auto"/>
         <w:jc w:val="both"/>
       </w:pPr>
       <w:r>
@@ -548,7 +548,7 @@
     </w:p>
     <w:p>
       <w:pPr>
-        <w:spacing w:after="120"/>
+        <w:spacing w:after="120" w:line="259" w:lineRule="auto"/>
         <w:jc w:val="both"/>
       </w:pPr>
       <w:r>
@@ -564,7 +564,7 @@
     </w:p>
     <w:p>
       <w:pPr>
-        <w:spacing w:after="120"/>
+        <w:spacing w:after="120" w:line="259" w:lineRule="auto"/>
         <w:jc w:val="both"/>
       </w:pPr>
       <w:r>
@@ -580,7 +580,7 @@
     </w:p>
     <w:p>
       <w:pPr>
-        <w:spacing w:after="160"/>
+        <w:spacing w:after="160" w:line="259" w:lineRule="auto"/>
         <w:jc w:val="both"/>
       </w:pPr>
       <w:r>
@@ -596,7 +596,7 @@
     </w:p>
     <w:p>
       <w:pPr>
-        <w:spacing w:after="120"/>
+        <w:spacing w:after="120" w:line="259" w:lineRule="auto"/>
         <w:jc w:val="both"/>
       </w:pPr>
       <w:r>
@@ -612,7 +612,7 @@
     </w:p>
     <w:p>
       <w:pPr>
-        <w:spacing w:after="120"/>
+        <w:spacing w:after="120" w:line="259" w:lineRule="auto"/>
         <w:jc w:val="both"/>
       </w:pPr>
       <w:r>
@@ -628,7 +628,7 @@
     </w:p>
     <w:p>
       <w:pPr>
-        <w:spacing w:after="120"/>
+        <w:spacing w:after="120" w:line="259" w:lineRule="auto"/>
         <w:jc w:val="both"/>
       </w:pPr>
       <w:r>
@@ -644,7 +644,7 @@
     </w:p>
     <w:p>
       <w:pPr>
-        <w:spacing w:after="120"/>
+        <w:spacing w:after="120" w:line="259" w:lineRule="auto"/>
         <w:jc w:val="both"/>
       </w:pPr>
       <w:r>
@@ -660,7 +660,7 @@
     </w:p>
     <w:p>
       <w:pPr>
-        <w:spacing w:after="120"/>
+        <w:spacing w:after="120" w:line="259" w:lineRule="auto"/>
         <w:jc w:val="both"/>
       </w:pPr>
       <w:r>
@@ -676,7 +676,7 @@
     </w:p>
     <w:p>
       <w:pPr>
-        <w:spacing w:after="120"/>
+        <w:spacing w:after="120" w:line="259" w:lineRule="auto"/>
         <w:jc w:val="both"/>
       </w:pPr>
       <w:r>
@@ -692,7 +692,7 @@
     </w:p>
     <w:p>
       <w:pPr>
-        <w:spacing w:after="160"/>
+        <w:spacing w:after="160" w:line="259" w:lineRule="auto"/>
         <w:jc w:val="both"/>
       </w:pPr>
       <w:r>
@@ -708,7 +708,7 @@
     </w:p>
     <w:p>
       <w:pPr>
-        <w:spacing w:after="120"/>
+        <w:spacing w:after="120" w:line="259" w:lineRule="auto"/>
         <w:jc w:val="both"/>
       </w:pPr>
       <w:r>
@@ -724,7 +724,7 @@
     </w:p>
     <w:p>
       <w:pPr>
-        <w:spacing w:after="120"/>
+        <w:spacing w:after="120" w:line="259" w:lineRule="auto"/>
         <w:jc w:val="both"/>
       </w:pPr>
       <w:r>
@@ -740,7 +740,7 @@
     </w:p>
     <w:p>
       <w:pPr>
-        <w:spacing w:after="120"/>
+        <w:spacing w:after="120" w:line="259" w:lineRule="auto"/>
         <w:jc w:val="both"/>
       </w:pPr>
       <w:r>
@@ -756,7 +756,7 @@
     </w:p>
     <w:p>
       <w:pPr>
-        <w:spacing w:after="120"/>
+        <w:spacing w:after="120" w:line="259" w:lineRule="auto"/>
         <w:jc w:val="both"/>
       </w:pPr>
       <w:r>
@@ -772,7 +772,7 @@
     </w:p>
     <w:p>
       <w:pPr>
-        <w:spacing w:after="120"/>
+        <w:spacing w:after="120" w:line="259" w:lineRule="auto"/>
         <w:jc w:val="both"/>
       </w:pPr>
       <w:r>
@@ -788,7 +788,7 @@
     </w:p>
     <w:p>
       <w:pPr>
-        <w:spacing w:after="120"/>
+        <w:spacing w:after="120" w:line="259" w:lineRule="auto"/>
         <w:jc w:val="both"/>
       </w:pPr>
       <w:r>
@@ -804,7 +804,7 @@
     </w:p>
     <w:p>
       <w:pPr>
-        <w:spacing w:after="120"/>
+        <w:spacing w:after="120" w:line="259" w:lineRule="auto"/>
         <w:jc w:val="both"/>
       </w:pPr>
       <w:r>
@@ -820,7 +820,7 @@
     </w:p>
     <w:p>
       <w:pPr>
-        <w:spacing w:after="120"/>
+        <w:spacing w:after="120" w:line="259" w:lineRule="auto"/>
         <w:jc w:val="both"/>
       </w:pPr>
       <w:r>
@@ -836,7 +836,7 @@
     </w:p>
     <w:p>
       <w:pPr>
-        <w:spacing w:after="160"/>
+        <w:spacing w:after="160" w:line="259" w:lineRule="auto"/>
         <w:jc w:val="both"/>
       </w:pPr>
       <w:r>
@@ -852,7 +852,7 @@
     </w:p>
     <w:p>
       <w:pPr>
-        <w:spacing w:after="120"/>
+        <w:spacing w:after="120" w:line="259" w:lineRule="auto"/>
         <w:jc w:val="both"/>
       </w:pPr>
       <w:r>
@@ -868,7 +868,7 @@
     </w:p>
     <w:p>
       <w:pPr>
-        <w:spacing w:after="120"/>
+        <w:spacing w:after="120" w:line="259" w:lineRule="auto"/>
         <w:jc w:val="both"/>
       </w:pPr>
       <w:r>
@@ -884,7 +884,7 @@
     </w:p>
     <w:p>
       <w:pPr>
-        <w:spacing w:after="120"/>
+        <w:spacing w:after="120" w:line="259" w:lineRule="auto"/>
         <w:jc w:val="both"/>
       </w:pPr>
       <w:r>
@@ -900,7 +900,7 @@
     </w:p>
     <w:p>
       <w:pPr>
-        <w:spacing w:after="120"/>
+        <w:spacing w:after="120" w:line="259" w:lineRule="auto"/>
         <w:jc w:val="both"/>
       </w:pPr>
       <w:r>
@@ -916,7 +916,7 @@
     </w:p>
     <w:p>
       <w:pPr>
-        <w:spacing w:after="120"/>
+        <w:spacing w:after="120" w:line="259" w:lineRule="auto"/>
         <w:jc w:val="both"/>
       </w:pPr>
       <w:r>
@@ -932,7 +932,7 @@
     </w:p>
     <w:p>
       <w:pPr>
-        <w:spacing w:after="160"/>
+        <w:spacing w:after="160" w:line="259" w:lineRule="auto"/>
         <w:jc w:val="both"/>
       </w:pPr>
       <w:r>
@@ -948,7 +948,7 @@
     </w:p>
     <w:p>
       <w:pPr>
-        <w:spacing w:after="120"/>
+        <w:spacing w:after="120" w:line="259" w:lineRule="auto"/>
         <w:jc w:val="both"/>
       </w:pPr>
       <w:r>
@@ -964,7 +964,7 @@
     </w:p>
     <w:p>
       <w:pPr>
-        <w:spacing w:after="120"/>
+        <w:spacing w:after="120" w:line="259" w:lineRule="auto"/>
         <w:jc w:val="both"/>
       </w:pPr>
       <w:r>
@@ -980,7 +980,7 @@
     </w:p>
     <w:p>
       <w:pPr>
-        <w:spacing w:after="120"/>
+        <w:spacing w:after="120" w:line="259" w:lineRule="auto"/>
         <w:jc w:val="both"/>
       </w:pPr>
       <w:r>
@@ -996,7 +996,7 @@
     </w:p>
     <w:p>
       <w:pPr>
-        <w:spacing w:after="120"/>
+        <w:spacing w:after="120" w:line="259" w:lineRule="auto"/>
         <w:jc w:val="both"/>
       </w:pPr>
       <w:r>
@@ -1012,7 +1012,7 @@
     </w:p>
     <w:p>
       <w:pPr>
-        <w:spacing w:after="120"/>
+        <w:spacing w:after="120" w:line="259" w:lineRule="auto"/>
         <w:jc w:val="both"/>
       </w:pPr>
       <w:r>
@@ -1028,7 +1028,7 @@
     </w:p>
     <w:p>
       <w:pPr>
-        <w:spacing w:after="160"/>
+        <w:spacing w:after="160" w:line="259" w:lineRule="auto"/>
         <w:jc w:val="both"/>
       </w:pPr>
       <w:r>
@@ -1044,7 +1044,7 @@
     </w:p>
     <w:p>
       <w:pPr>
-        <w:spacing w:after="120"/>
+        <w:spacing w:after="120" w:line="259" w:lineRule="auto"/>
         <w:jc w:val="both"/>
       </w:pPr>
       <w:r>
@@ -1060,7 +1060,7 @@
     </w:p>
     <w:p>
       <w:pPr>
-        <w:spacing w:after="120"/>
+        <w:spacing w:after="120" w:line="259" w:lineRule="auto"/>
         <w:jc w:val="both"/>
       </w:pPr>
       <w:r>
@@ -1076,7 +1076,7 @@
     </w:p>
     <w:p>
       <w:pPr>
-        <w:spacing w:after="120"/>
+        <w:spacing w:after="120" w:line="259" w:lineRule="auto"/>
         <w:jc w:val="both"/>
       </w:pPr>
       <w:r>
@@ -1092,7 +1092,7 @@
     </w:p>
     <w:p>
       <w:pPr>
-        <w:spacing w:after="120"/>
+        <w:spacing w:after="120" w:line="259" w:lineRule="auto"/>
         <w:jc w:val="both"/>
       </w:pPr>
       <w:r>
@@ -1108,7 +1108,7 @@
     </w:p>
     <w:p>
       <w:pPr>
-        <w:spacing w:after="120"/>
+        <w:spacing w:after="120" w:line="259" w:lineRule="auto"/>
         <w:jc w:val="both"/>
       </w:pPr>
       <w:r>
@@ -1124,7 +1124,7 @@
     </w:p>
     <w:p>
       <w:pPr>
-        <w:spacing w:after="120"/>
+        <w:spacing w:after="120" w:line="259" w:lineRule="auto"/>
         <w:jc w:val="both"/>
       </w:pPr>
       <w:r>
@@ -1140,7 +1140,7 @@
     </w:p>
     <w:p>
       <w:pPr>
-        <w:spacing w:after="120"/>
+        <w:spacing w:after="120" w:line="259" w:lineRule="auto"/>
         <w:jc w:val="both"/>
       </w:pPr>
       <w:r>
@@ -1156,7 +1156,7 @@
     </w:p>
     <w:p>
       <w:pPr>
-        <w:spacing w:after="120"/>
+        <w:spacing w:after="120" w:line="259" w:lineRule="auto"/>
         <w:jc w:val="both"/>
       </w:pPr>
       <w:r>
@@ -1172,7 +1172,7 @@
     </w:p>
     <w:p>
       <w:pPr>
-        <w:spacing w:after="120"/>
+        <w:spacing w:after="120" w:line="259" w:lineRule="auto"/>
         <w:jc w:val="both"/>
       </w:pPr>
       <w:r>
@@ -1188,7 +1188,7 @@
     </w:p>
     <w:p>
       <w:pPr>
-        <w:spacing w:after="120"/>
+        <w:spacing w:after="120" w:line="259" w:lineRule="auto"/>
         <w:jc w:val="both"/>
       </w:pPr>
       <w:r>
@@ -1204,7 +1204,7 @@
     </w:p>
     <w:p>
       <w:pPr>
-        <w:spacing w:after="160"/>
+        <w:spacing w:after="160" w:line="259" w:lineRule="auto"/>
         <w:jc w:val="both"/>
       </w:pPr>
       <w:r>
@@ -1220,7 +1220,7 @@
     </w:p>
     <w:p>
       <w:pPr>
-        <w:spacing w:after="120"/>
+        <w:spacing w:after="120" w:line="259" w:lineRule="auto"/>
         <w:jc w:val="both"/>
       </w:pPr>
       <w:r>
@@ -1236,7 +1236,7 @@
     </w:p>
     <w:p>
       <w:pPr>
-        <w:spacing w:after="120"/>
+        <w:spacing w:after="120" w:line="259" w:lineRule="auto"/>
         <w:jc w:val="both"/>
       </w:pPr>
       <w:r>
@@ -1252,7 +1252,7 @@
     </w:p>
     <w:p>
       <w:pPr>
-        <w:spacing w:after="120"/>
+        <w:spacing w:after="120" w:line="259" w:lineRule="auto"/>
         <w:jc w:val="both"/>
       </w:pPr>
       <w:r>
@@ -1268,7 +1268,7 @@
     </w:p>
     <w:p>
       <w:pPr>
-        <w:spacing w:after="160"/>
+        <w:spacing w:after="160" w:line="259" w:lineRule="auto"/>
         <w:jc w:val="both"/>
       </w:pPr>
       <w:r>
@@ -1284,7 +1284,7 @@
     </w:p>
     <w:p>
       <w:pPr>
-        <w:spacing w:after="120"/>
+        <w:spacing w:after="120" w:line="259" w:lineRule="auto"/>
         <w:jc w:val="both"/>
       </w:pPr>
       <w:r>
@@ -1300,7 +1300,7 @@
     </w:p>
     <w:p>
       <w:pPr>
-        <w:spacing w:after="160"/>
+        <w:spacing w:after="160" w:line="259" w:lineRule="auto"/>
         <w:jc w:val="both"/>
       </w:pPr>
       <w:r>
@@ -1316,7 +1316,7 @@
     </w:p>
     <w:p>
       <w:pPr>
-        <w:spacing w:after="120"/>
+        <w:spacing w:after="120" w:line="259" w:lineRule="auto"/>
         <w:jc w:val="both"/>
       </w:pPr>
       <w:r>
@@ -1332,7 +1332,7 @@
     </w:p>
     <w:p>
       <w:pPr>
-        <w:spacing w:after="120"/>
+        <w:spacing w:after="120" w:line="259" w:lineRule="auto"/>
         <w:jc w:val="both"/>
       </w:pPr>
       <w:r>
@@ -1348,7 +1348,7 @@
     </w:p>
     <w:p>
       <w:pPr>
-        <w:spacing w:after="120"/>
+        <w:spacing w:after="120" w:line="259" w:lineRule="auto"/>
         <w:jc w:val="both"/>
       </w:pPr>
       <w:r>
@@ -1364,7 +1364,7 @@
     </w:p>
     <w:p>
       <w:pPr>
-        <w:spacing w:after="120"/>
+        <w:spacing w:after="120" w:line="259" w:lineRule="auto"/>
         <w:jc w:val="both"/>
       </w:pPr>
       <w:r>
@@ -1380,7 +1380,7 @@
     </w:p>
     <w:p>
       <w:pPr>
-        <w:spacing w:after="120"/>
+        <w:spacing w:after="120" w:line="259" w:lineRule="auto"/>
         <w:jc w:val="both"/>
       </w:pPr>
       <w:r>
@@ -1396,7 +1396,7 @@
     </w:p>
     <w:p>
       <w:pPr>
-        <w:spacing w:after="120"/>
+        <w:spacing w:after="120" w:line="259" w:lineRule="auto"/>
         <w:jc w:val="both"/>
       </w:pPr>
       <w:r>
@@ -1412,7 +1412,7 @@
     </w:p>
     <w:p>
       <w:pPr>
-        <w:spacing w:after="120"/>
+        <w:spacing w:after="120" w:line="259" w:lineRule="auto"/>
         <w:jc w:val="both"/>
       </w:pPr>
       <w:r>
@@ -1428,7 +1428,7 @@
     </w:p>
     <w:p>
       <w:pPr>
-        <w:spacing w:after="120"/>
+        <w:spacing w:after="120" w:line="259" w:lineRule="auto"/>
         <w:jc w:val="both"/>
       </w:pPr>
       <w:r>
@@ -1444,7 +1444,7 @@
     </w:p>
     <w:p>
       <w:pPr>
-        <w:spacing w:after="120"/>
+        <w:spacing w:after="120" w:line="259" w:lineRule="auto"/>
         <w:jc w:val="both"/>
       </w:pPr>
       <w:r>
@@ -1460,7 +1460,7 @@
     </w:p>
     <w:p>
       <w:pPr>
-        <w:spacing w:after="120"/>
+        <w:spacing w:after="120" w:line="259" w:lineRule="auto"/>
         <w:jc w:val="both"/>
       </w:pPr>
       <w:r>
@@ -1476,7 +1476,7 @@
     </w:p>
     <w:p>
       <w:pPr>
-        <w:spacing w:after="120"/>
+        <w:spacing w:after="120" w:line="259" w:lineRule="auto"/>
         <w:jc w:val="both"/>
       </w:pPr>
       <w:r>
@@ -1492,7 +1492,7 @@
     </w:p>
     <w:p>
       <w:pPr>
-        <w:spacing w:after="120"/>
+        <w:spacing w:after="120" w:line="259" w:lineRule="auto"/>
         <w:jc w:val="both"/>
       </w:pPr>
       <w:r>
@@ -1508,7 +1508,7 @@
     </w:p>
     <w:p>
       <w:pPr>
-        <w:spacing w:after="120"/>
+        <w:spacing w:after="120" w:line="259" w:lineRule="auto"/>
         <w:jc w:val="both"/>
       </w:pPr>
       <w:r>
@@ -1524,7 +1524,7 @@
     </w:p>
     <w:p>
       <w:pPr>
-        <w:spacing w:after="120"/>
+        <w:spacing w:after="120" w:line="259" w:lineRule="auto"/>
         <w:jc w:val="both"/>
       </w:pPr>
       <w:r>
@@ -1540,7 +1540,7 @@
     </w:p>
     <w:p>
       <w:pPr>
-        <w:spacing w:after="120"/>
+        <w:spacing w:after="120" w:line="259" w:lineRule="auto"/>
         <w:jc w:val="both"/>
       </w:pPr>
       <w:r>
@@ -1556,7 +1556,7 @@
     </w:p>
     <w:p>
       <w:pPr>
-        <w:spacing w:after="120"/>
+        <w:spacing w:after="120" w:line="259" w:lineRule="auto"/>
         <w:jc w:val="both"/>
       </w:pPr>
       <w:r>
@@ -1572,7 +1572,7 @@
     </w:p>
     <w:p>
       <w:pPr>
-        <w:spacing w:after="160"/>
+        <w:spacing w:after="160" w:line="259" w:lineRule="auto"/>
         <w:jc w:val="both"/>
       </w:pPr>
       <w:r>
@@ -1588,7 +1588,7 @@
     </w:p>
     <w:p>
       <w:pPr>
-        <w:spacing w:after="120"/>
+        <w:spacing w:after="120" w:line="259" w:lineRule="auto"/>
         <w:jc w:val="both"/>
       </w:pPr>
       <w:r>
@@ -1604,7 +1604,7 @@
     </w:p>
     <w:p>
       <w:pPr>
-        <w:spacing w:after="120"/>
+        <w:spacing w:after="120" w:line="259" w:lineRule="auto"/>
         <w:jc w:val="both"/>
       </w:pPr>
       <w:r>
@@ -1620,7 +1620,7 @@
     </w:p>
     <w:p>
       <w:pPr>
-        <w:spacing w:after="120"/>
+        <w:spacing w:after="120" w:line="259" w:lineRule="auto"/>
         <w:jc w:val="both"/>
       </w:pPr>
       <w:r>
@@ -1636,7 +1636,7 @@
     </w:p>
     <w:p>
       <w:pPr>
-        <w:spacing w:after="120"/>
+        <w:spacing w:after="120" w:line="259" w:lineRule="auto"/>
         <w:jc w:val="both"/>
       </w:pPr>
       <w:r>
@@ -1652,7 +1652,7 @@
     </w:p>
     <w:p>
       <w:pPr>
-        <w:spacing w:after="120"/>
+        <w:spacing w:after="120" w:line="259" w:lineRule="auto"/>
         <w:jc w:val="both"/>
       </w:pPr>
       <w:r>
@@ -1668,7 +1668,7 @@
     </w:p>
     <w:p>
       <w:pPr>
-        <w:spacing w:after="120"/>
+        <w:spacing w:after="120" w:line="259" w:lineRule="auto"/>
         <w:jc w:val="both"/>
       </w:pPr>
       <w:r>
@@ -1684,7 +1684,7 @@
     </w:p>
     <w:p>
       <w:pPr>
-        <w:spacing w:after="120"/>
+        <w:spacing w:after="120" w:line="259" w:lineRule="auto"/>
         <w:jc w:val="both"/>
       </w:pPr>
       <w:r>
@@ -1700,7 +1700,7 @@
     </w:p>
     <w:p>
       <w:pPr>
-        <w:spacing w:after="120"/>
+        <w:spacing w:after="120" w:line="259" w:lineRule="auto"/>
         <w:jc w:val="both"/>
       </w:pPr>
       <w:r>
@@ -1716,7 +1716,7 @@
     </w:p>
     <w:p>
       <w:pPr>
-        <w:spacing w:after="120"/>
+        <w:spacing w:after="120" w:line="259" w:lineRule="auto"/>
         <w:jc w:val="both"/>
       </w:pPr>
       <w:r>
@@ -1735,11 +1735,12 @@
         <w:pBdr>
           <w:bottom w:val="single" w:sz="6" w:space="1" w:color="777777"/>
         </w:pBdr>
+        <w:spacing w:line="259" w:lineRule="auto" w:after="60"/>
       </w:pPr>
     </w:p>
     <w:p>
       <w:pPr>
-        <w:spacing w:after="360"/>
+        <w:spacing w:after="360" w:line="259" w:lineRule="auto"/>
         <w:jc w:val="both"/>
       </w:pPr>
       <w:r>
@@ -1755,7 +1756,7 @@
     </w:p>
     <w:p>
       <w:pPr>
-        <w:spacing w:after="80"/>
+        <w:spacing w:after="80" w:line="259" w:lineRule="auto"/>
         <w:jc w:val="both"/>
       </w:pPr>
       <w:r>
@@ -1771,7 +1772,7 @@
     </w:p>
     <w:p>
       <w:pPr>
-        <w:spacing w:after="40"/>
+        <w:spacing w:after="40" w:line="259" w:lineRule="auto"/>
         <w:jc w:val="both"/>
       </w:pPr>
       <w:r>
@@ -1787,7 +1788,7 @@
     </w:p>
     <w:p>
       <w:pPr>
-        <w:spacing w:after="320"/>
+        <w:spacing w:after="320" w:line="259" w:lineRule="auto"/>
         <w:jc w:val="both"/>
       </w:pPr>
       <w:r>
@@ -1803,7 +1804,7 @@
     </w:p>
     <w:p>
       <w:pPr>
-        <w:spacing w:after="360"/>
+        <w:spacing w:after="360" w:line="259" w:lineRule="auto"/>
         <w:jc w:val="both"/>
       </w:pPr>
       <w:r>
@@ -1819,7 +1820,7 @@
     </w:p>
     <w:p>
       <w:pPr>
-        <w:spacing w:after="80"/>
+        <w:spacing w:after="80" w:line="259" w:lineRule="auto"/>
         <w:jc w:val="both"/>
       </w:pPr>
       <w:r>
@@ -1835,7 +1836,7 @@
     </w:p>
     <w:p>
       <w:pPr>
-        <w:spacing w:after="40"/>
+        <w:spacing w:after="40" w:line="259" w:lineRule="auto"/>
         <w:jc w:val="both"/>
       </w:pPr>
       <w:r>
@@ -1851,7 +1852,7 @@
     </w:p>
     <w:p>
       <w:pPr>
-        <w:spacing w:after="320"/>
+        <w:spacing w:after="320" w:line="259" w:lineRule="auto"/>
         <w:jc w:val="both"/>
       </w:pPr>
       <w:r>
@@ -1870,11 +1871,12 @@
         <w:pBdr>
           <w:bottom w:val="single" w:sz="6" w:space="1" w:color="777777"/>
         </w:pBdr>
+        <w:spacing w:line="259" w:lineRule="auto" w:after="60"/>
       </w:pPr>
     </w:p>
     <w:p>
       <w:pPr>
-        <w:spacing w:after="160"/>
+        <w:spacing w:after="160" w:line="259" w:lineRule="auto"/>
         <w:jc w:val="both"/>
       </w:pPr>
       <w:r>
@@ -1890,7 +1892,7 @@
     </w:p>
     <w:p>
       <w:pPr>
-        <w:spacing w:after="40"/>
+        <w:spacing w:after="40" w:line="259" w:lineRule="auto"/>
         <w:jc w:val="both"/>
       </w:pPr>
       <w:r>
@@ -1906,7 +1908,7 @@
     </w:p>
     <w:p>
       <w:pPr>
-        <w:spacing w:after="40"/>
+        <w:spacing w:after="40" w:line="259" w:lineRule="auto"/>
         <w:jc w:val="both"/>
       </w:pPr>
       <w:r>
@@ -1922,7 +1924,7 @@
     </w:p>
     <w:p>
       <w:pPr>
-        <w:spacing w:after="40"/>
+        <w:spacing w:after="40" w:line="259" w:lineRule="auto"/>
         <w:jc w:val="both"/>
       </w:pPr>
       <w:r>
@@ -1938,7 +1940,7 @@
     </w:p>
     <w:p>
       <w:pPr>
-        <w:spacing w:after="40"/>
+        <w:spacing w:after="40" w:line="259" w:lineRule="auto"/>
         <w:jc w:val="both"/>
       </w:pPr>
       <w:r>
@@ -1954,7 +1956,7 @@
     </w:p>
     <w:p>
       <w:pPr>
-        <w:spacing w:after="40"/>
+        <w:spacing w:after="40" w:line="259" w:lineRule="auto"/>
         <w:jc w:val="both"/>
       </w:pPr>
       <w:r>
@@ -1970,7 +1972,7 @@
     </w:p>
     <w:p>
       <w:pPr>
-        <w:spacing w:after="40"/>
+        <w:spacing w:after="40" w:line="259" w:lineRule="auto"/>
         <w:jc w:val="both"/>
       </w:pPr>
       <w:r>
@@ -1986,7 +1988,7 @@
     </w:p>
     <w:p>
       <w:pPr>
-        <w:spacing w:after="40"/>
+        <w:spacing w:after="40" w:line="259" w:lineRule="auto"/>
         <w:jc w:val="both"/>
       </w:pPr>
       <w:r>
@@ -2002,7 +2004,7 @@
     </w:p>
     <w:p>
       <w:pPr>
-        <w:spacing w:after="40"/>
+        <w:spacing w:after="40" w:line="259" w:lineRule="auto"/>
         <w:jc w:val="both"/>
       </w:pPr>
       <w:r>
@@ -2018,7 +2020,7 @@
     </w:p>
     <w:p>
       <w:pPr>
-        <w:spacing w:after="40"/>
+        <w:spacing w:after="40" w:line="259" w:lineRule="auto"/>
         <w:jc w:val="both"/>
       </w:pPr>
       <w:r>
@@ -2034,7 +2036,7 @@
     </w:p>
     <w:p>
       <w:pPr>
-        <w:spacing w:after="40"/>
+        <w:spacing w:after="40" w:line="259" w:lineRule="auto"/>
         <w:jc w:val="both"/>
       </w:pPr>
       <w:r>
@@ -2050,7 +2052,7 @@
     </w:p>
     <w:p>
       <w:pPr>
-        <w:spacing w:after="40"/>
+        <w:spacing w:after="40" w:line="259" w:lineRule="auto"/>
         <w:jc w:val="both"/>
       </w:pPr>
       <w:r>
@@ -2066,7 +2068,7 @@
     </w:p>
     <w:p>
       <w:pPr>
-        <w:spacing w:after="40"/>
+        <w:spacing w:after="40" w:line="259" w:lineRule="auto"/>
         <w:jc w:val="both"/>
       </w:pPr>
       <w:r>
@@ -2082,7 +2084,7 @@
     </w:p>
     <w:p>
       <w:pPr>
-        <w:spacing w:after="40"/>
+        <w:spacing w:after="40" w:line="259" w:lineRule="auto"/>
         <w:jc w:val="both"/>
       </w:pPr>
       <w:r>
@@ -2097,13 +2099,58 @@
       </w:r>
     </w:p>
     <w:sectPr>
+      <w:headerReference w:type="default" r:id="rId9"/>
+      <w:footerReference w:type="default" r:id="rId10"/>
       <w:pgSz w:w="12240" w:h="15840"/>
-      <w:pgMar w:top="1417" w:right="1417" w:bottom="1417" w:left="1417" w:header="720" w:footer="720" w:gutter="0"/>
+      <w:pgMar w:top="1191" w:right="1247" w:bottom="1134" w:left="1361" w:header="720" w:footer="720" w:gutter="0"/>
       <w:cols w:space="720"/>
       <w:docGrid w:linePitch="360"/>
     </w:sectPr>
   </w:body>
 </w:document>
+</file>
+
+<file path=word/footer1.xml><?xml version="1.0" encoding="utf-8"?>
+<w:ftr xmlns:m="http://schemas.openxmlformats.org/officeDocument/2006/math" xmlns:mc="http://schemas.openxmlformats.org/markup-compatibility/2006" xmlns:mo="http://schemas.microsoft.com/office/mac/office/2008/main" xmlns:mv="urn:schemas-microsoft-com:mac:vml" xmlns:o="urn:schemas-microsoft-com:office:office" xmlns:r="http://schemas.openxmlformats.org/officeDocument/2006/relationships" xmlns:v="urn:schemas-microsoft-com:vml" xmlns:w10="urn:schemas-microsoft-com:office:word" xmlns:w14="http://schemas.microsoft.com/office/word/2010/wordml" xmlns:w="http://schemas.openxmlformats.org/wordprocessingml/2006/main" xmlns:wne="http://schemas.microsoft.com/office/word/2006/wordml" xmlns:wp14="http://schemas.microsoft.com/office/word/2010/wordprocessingDrawing" xmlns:wp="http://schemas.openxmlformats.org/drawingml/2006/wordprocessingDrawing" xmlns:wpc="http://schemas.microsoft.com/office/word/2010/wordprocessingCanvas" xmlns:wpg="http://schemas.microsoft.com/office/word/2010/wordprocessingGroup" xmlns:wpi="http://schemas.microsoft.com/office/word/2010/wordprocessingInk" xmlns:wps="http://schemas.microsoft.com/office/word/2010/wordprocessingShape" mc:Ignorable="w14 wp14">
+  <w:p>
+    <w:pPr>
+      <w:pStyle w:val="Footer"/>
+      <w:jc w:val="left"/>
+    </w:pPr>
+    <w:r/>
+    <w:r>
+      <w:rPr>
+        <w:rFonts w:ascii="Times New Roman" w:hAnsi="Times New Roman"/>
+        <w:b w:val="0"/>
+        <w:color w:val="777777"/>
+        <w:sz w:val="17"/>
+      </w:rPr>
+      <w:t>Vertraulich | Bearbeitungsstand Juli 2026 | nur zur Aktenbearbeitung</w:t>
+    </w:r>
+  </w:p>
+</w:ftr>
+</file>
+
+<file path=word/header1.xml><?xml version="1.0" encoding="utf-8"?>
+<w:hdr xmlns:m="http://schemas.openxmlformats.org/officeDocument/2006/math" xmlns:mc="http://schemas.openxmlformats.org/markup-compatibility/2006" xmlns:mo="http://schemas.microsoft.com/office/mac/office/2008/main" xmlns:mv="urn:schemas-microsoft-com:mac:vml" xmlns:o="urn:schemas-microsoft-com:office:office" xmlns:r="http://schemas.openxmlformats.org/officeDocument/2006/relationships" xmlns:v="urn:schemas-microsoft-com:vml" xmlns:w10="urn:schemas-microsoft-com:office:word" xmlns:w14="http://schemas.microsoft.com/office/word/2010/wordml" xmlns:w="http://schemas.openxmlformats.org/wordprocessingml/2006/main" xmlns:wne="http://schemas.microsoft.com/office/word/2006/wordml" xmlns:wp14="http://schemas.microsoft.com/office/word/2010/wordprocessingDrawing" xmlns:wp="http://schemas.openxmlformats.org/drawingml/2006/wordprocessingDrawing" xmlns:wpc="http://schemas.microsoft.com/office/word/2010/wordprocessingCanvas" xmlns:wpg="http://schemas.microsoft.com/office/word/2010/wordprocessingGroup" xmlns:wpi="http://schemas.microsoft.com/office/word/2010/wordprocessingInk" xmlns:wps="http://schemas.microsoft.com/office/word/2010/wordprocessingShape" mc:Ignorable="w14 wp14">
+  <w:p>
+    <w:pPr>
+      <w:pStyle w:val="Header"/>
+      <w:jc w:val="left"/>
+    </w:pPr>
+    <w:r/>
+    <w:r>
+      <w:rPr>
+        <w:rFonts w:ascii="Times New Roman" w:hAnsi="Times New Roman"/>
+        <w:b w:val="0"/>
+        <w:i w:val="0"/>
+        <w:color w:val="666666"/>
+        <w:sz w:val="17"/>
+      </w:rPr>
+      <w:t>Lindenhof und Partner mbB | Insolvenz- und Restrukturierungsakte | Bearbeitungsstand Juli 2026</w:t>
+    </w:r>
+  </w:p>
+</w:hdr>
 </file>
 
 <file path=word/numbering.xml><?xml version="1.0" encoding="utf-8"?>
@@ -2471,7 +2518,7 @@
     <w:rsid w:val="00FC693F"/>
     <w:rPr>
       <w:rFonts w:ascii="Times New Roman" w:hAnsi="Times New Roman" w:cs="Times New Roman" w:eastAsia="Times New Roman"/>
-      <w:sz w:val="24"/>
+      <w:sz w:val="22"/>
     </w:rPr>
   </w:style>
   <w:style w:type="paragraph" w:styleId="Header">
@@ -2533,7 +2580,7 @@
       <w:outlineLvl w:val="0"/>
     </w:pPr>
     <w:rPr>
-      <w:rFonts w:asciiTheme="majorHAnsi" w:eastAsiaTheme="majorEastAsia" w:hAnsiTheme="majorHAnsi" w:cstheme="majorBidi"/>
+      <w:rFonts w:asciiTheme="majorHAnsi" w:eastAsiaTheme="majorEastAsia" w:hAnsiTheme="majorHAnsi" w:cstheme="majorBidi" w:ascii="Times New Roman" w:hAnsi="Times New Roman"/>
       <w:b/>
       <w:bCs/>
       <w:color w:val="365F91" w:themeColor="accent1" w:themeShade="BF"/>
@@ -2557,11 +2604,11 @@
       <w:outlineLvl w:val="1"/>
     </w:pPr>
     <w:rPr>
-      <w:rFonts w:asciiTheme="majorHAnsi" w:eastAsiaTheme="majorEastAsia" w:hAnsiTheme="majorHAnsi" w:cstheme="majorBidi"/>
+      <w:rFonts w:asciiTheme="majorHAnsi" w:eastAsiaTheme="majorEastAsia" w:hAnsiTheme="majorHAnsi" w:cstheme="majorBidi" w:ascii="Times New Roman" w:hAnsi="Times New Roman"/>
       <w:b/>
       <w:bCs/>
       <w:color w:val="4F81BD" w:themeColor="accent1"/>
-      <w:sz w:val="26"/>
+      <w:sz w:val="24"/>
       <w:szCs w:val="26"/>
     </w:rPr>
   </w:style>
@@ -2822,11 +2869,12 @@
       <w:contextualSpacing/>
     </w:pPr>
     <w:rPr>
-      <w:rFonts w:asciiTheme="majorHAnsi" w:eastAsiaTheme="majorEastAsia" w:hAnsiTheme="majorHAnsi" w:cstheme="majorBidi"/>
+      <w:rFonts w:asciiTheme="majorHAnsi" w:eastAsiaTheme="majorEastAsia" w:hAnsiTheme="majorHAnsi" w:cstheme="majorBidi" w:ascii="Times New Roman" w:hAnsi="Times New Roman"/>
+      <w:b/>
       <w:color w:val="17365D" w:themeColor="text2" w:themeShade="BF"/>
       <w:spacing w:val="5"/>
       <w:kern w:val="28"/>
-      <w:sz w:val="52"/>
+      <w:sz w:val="30"/>
       <w:szCs w:val="52"/>
     </w:rPr>
   </w:style>

--- a/testakten/insolvenz-asset-deal-chaincortex-ai-berlin/docx/asset-purchase-agreement-chaincortex-voracis.docx
+++ b/testakten/insolvenz-asset-deal-chaincortex-ai-berlin/docx/asset-purchase-agreement-chaincortex-voracis.docx
@@ -488,14 +488,7 @@
         <w:jc w:val="both"/>
       </w:pPr>
       <w:r>
-        <w:rPr>
-          <w:rFonts w:ascii="Times New Roman" w:hAnsi="Times New Roman"/>
-          <w:b w:val="0"/>
-          <w:i w:val="0"/>
-          <w:sz w:val="24"/>
-          <w:rFonts w:ascii="Times New Roman" w:hAnsi="Times New Roman" w:cs="Times New Roman"/>
-        </w:rPr>
-        <w:t>(4) Kundendaten / DSGVO: Die in Anlage 1c näher bezeichneten Kundendaten werden in zwei Klassen geführt:</w:t>
+        <w:t>(4) Kundendaten: Die in Anlage 1c bezeichneten Datensätze werden vor dem Vollzug nach Zweck, Vertragsstand und Rechtsgrundlage getrennt.</w:t>
       </w:r>
     </w:p>
     <w:p>
@@ -504,14 +497,7 @@
         <w:jc w:val="both"/>
       </w:pPr>
       <w:r>
-        <w:rPr>
-          <w:rFonts w:ascii="Times New Roman" w:hAnsi="Times New Roman"/>
-          <w:b w:val="0"/>
-          <w:i w:val="0"/>
-          <w:sz w:val="24"/>
-          <w:rFonts w:ascii="Times New Roman" w:hAnsi="Times New Roman" w:cs="Times New Roman"/>
-        </w:rPr>
-        <w:t xml:space="preserve">  • Anlage 1c.1 – B2B-Kundendaten (12 juristische Personen mit Ansprechpartner-Daten). Die Übertragung erfolgt auf Grundlage von Art. 6 Abs. 1 lit. f DSGVO; eine Information der Ansprechpartner nach Art. 14 DSGVO durch die Parteien ist vorab erfolgt (Anlage 1c.1.i – Informationsschreiben vom 18.06.2026).</w:t>
+        <w:t>Anlage 1c.1 – B2B-Kundendaten: Firmendaten und erforderliche Ansprechpartnerdaten werden getrennt. Ansprechpartnerdaten dürfen nur nach dokumentierter Interessenabwägung gemäß Artikel 6 Absatz 1 Buchstabe f DSGVO und unter Beachtung der Informationspflichten übermittelt werden; Kundenverträge werden durch diese Klausel nicht übertragen.</w:t>
       </w:r>
     </w:p>
     <w:p>
@@ -520,14 +506,7 @@
         <w:jc w:val="both"/>
       </w:pPr>
       <w:r>
-        <w:rPr>
-          <w:rFonts w:ascii="Times New Roman" w:hAnsi="Times New Roman"/>
-          <w:b w:val="0"/>
-          <w:i w:val="0"/>
-          <w:sz w:val="24"/>
-          <w:rFonts w:ascii="Times New Roman" w:hAnsi="Times New Roman" w:cs="Times New Roman"/>
-        </w:rPr>
-        <w:t xml:space="preserve">  • Anlage 1c.2 – B2C-Privatkundendaten (8 natürliche Personen). Die Übertragung erfolgt vorbehaltlich des Ablaufs einer 30-Kalendertagsfrist nach Zugang des Informationsschreibens vom 18.06.2026; bei Widerspruch eines Betroffenen wird der zugehörige Datensatz nicht übermittelt bzw. ist vom Käufer binnen 7 Werktagen unwiderruflich zu löschen. Der Verkäufer haftet nicht für die nachträgliche Datenlöschung beim Käufer.</w:t>
+        <w:t>Anlage 1c.2 – B2C-Privatkundendaten: Die Schuldnerin versendet das Neuvertragsangebot selbst. Eine Übermittlung zu eigenen Zwecken des Käufers erfolgt nur nach positiver Rückmeldung des Kunden oder wenn der Kunde seine Daten unmittelbar beim Käufer angibt. Reine Aufbewahrungsdaten werden getrennt und nur aufgrund einer gesonderten Vereinbarung nach Artikel 28 Absatz 3 DSGVO verarbeitet.</w:t>
       </w:r>
     </w:p>
     <w:p>
@@ -1960,14 +1939,7 @@
         <w:jc w:val="both"/>
       </w:pPr>
       <w:r>
-        <w:rPr>
-          <w:rFonts w:ascii="Times New Roman" w:hAnsi="Times New Roman"/>
-          <w:b w:val="0"/>
-          <w:i w:val="0"/>
-          <w:sz w:val="24"/>
-          <w:rFonts w:ascii="Times New Roman" w:hAnsi="Times New Roman" w:cs="Times New Roman"/>
-        </w:rPr>
-        <w:t xml:space="preserve">    Anlage 1c.1 – Business-Kunden (juristische Personen) – siehe xlsx/kundendaten-business.xlsx</w:t>
+        <w:t>Anlage 1c.1 – B2B-Kundendaten: Firmendaten und erforderliche Ansprechpartnerdaten werden getrennt. Ansprechpartnerdaten dürfen nur nach dokumentierter Interessenabwägung gemäß Artikel 6 Absatz 1 Buchstabe f DSGVO und unter Beachtung der Informationspflichten übermittelt werden; Kundenverträge werden durch diese Klausel nicht übertragen.</w:t>
       </w:r>
     </w:p>
     <w:p>
@@ -1976,14 +1948,7 @@
         <w:jc w:val="both"/>
       </w:pPr>
       <w:r>
-        <w:rPr>
-          <w:rFonts w:ascii="Times New Roman" w:hAnsi="Times New Roman"/>
-          <w:b w:val="0"/>
-          <w:i w:val="0"/>
-          <w:sz w:val="24"/>
-          <w:rFonts w:ascii="Times New Roman" w:hAnsi="Times New Roman" w:cs="Times New Roman"/>
-        </w:rPr>
-        <w:t xml:space="preserve">    Anlage 1c.2 – Privatkunden (natürliche Personen, vorbehaltlich 30-Tage-Widerspruchsfrist DSGVO) – siehe xlsx/kundendaten-privat.xlsx</w:t>
+        <w:t>Anlage 1c.2 – Privatkunden; Neuvertragsdaten nur nach positiver Kundenreaktion, Aufbewahrungsdaten getrennt – siehe xlsx/kundendaten-privat.xlsx</w:t>
       </w:r>
     </w:p>
     <w:p>
@@ -2101,7 +2066,7 @@
     <w:sectPr>
       <w:headerReference w:type="default" r:id="rId9"/>
       <w:footerReference w:type="default" r:id="rId10"/>
-      <w:pgSz w:w="12240" w:h="15840"/>
+      <w:pgSz w:w="11906" w:h="16838"/>
       <w:pgMar w:top="1191" w:right="1247" w:bottom="1134" w:left="1361" w:header="720" w:footer="720" w:gutter="0"/>
       <w:cols w:space="720"/>
       <w:docGrid w:linePitch="360"/>
